--- a/BuildingPrimingExperiment/plan.docx
+++ b/BuildingPrimingExperiment/plan.docx
@@ -982,9 +982,9 @@
         </w:rPr>
         <w:drawing>
           <wp:inline distT="0" distB="0" distL="0" distR="0">
-            <wp:extent cx="1422400" cy="1460500"/>
-            <wp:effectExtent l="0" t="0" r="0" b="0"/>
-            <wp:docPr id="1330564509" name="Picture 1"/>
+            <wp:extent cx="2099144" cy="1381420"/>
+            <wp:effectExtent l="0" t="0" r="0" b="3175"/>
+            <wp:docPr id="1637710561" name="Picture 1"/>
             <wp:cNvGraphicFramePr>
               <a:graphicFrameLocks xmlns:a="http://schemas.openxmlformats.org/drawingml/2006/main" noChangeAspect="1"/>
             </wp:cNvGraphicFramePr>
@@ -992,7 +992,7 @@
               <a:graphicData uri="http://schemas.openxmlformats.org/drawingml/2006/picture">
                 <pic:pic xmlns:pic="http://schemas.openxmlformats.org/drawingml/2006/picture">
                   <pic:nvPicPr>
-                    <pic:cNvPr id="1330564509" name="Picture 1330564509"/>
+                    <pic:cNvPr id="1637710561" name="Picture 1637710561"/>
                     <pic:cNvPicPr/>
                   </pic:nvPicPr>
                   <pic:blipFill>
@@ -1010,7 +1010,7 @@
                   <pic:spPr>
                     <a:xfrm>
                       <a:off x="0" y="0"/>
-                      <a:ext cx="1422400" cy="1460500"/>
+                      <a:ext cx="2123226" cy="1397268"/>
                     </a:xfrm>
                     <a:prstGeom prst="rect">
                       <a:avLst/>
